--- a/SAAS_FINALIZATION_REVIEW_formatted.docx
+++ b/SAAS_FINALIZATION_REVIEW_formatted.docx
@@ -5110,7 +5110,7 @@
   <w:abstractNum w:abstractNumId="8" w15:restartNumberingAfterBreak="0">
     <w:nsid w:val="FFFFFF89"/>
     <w:multiLevelType w:val="singleLevel"/>
-    <w:tmpl w:val="29761A62"/>
+    <w:tmpl w:val="13EA67F6"/>
     <w:lvl w:ilvl="0">
       <w:start w:val="1"/>
       <w:numFmt w:val="bullet"/>
